--- a/小野町_引継ぎ_整理済/04_算定・見込量/小野町_第10期_見込量算定の方針と不足資料_20260914.docx
+++ b/小野町_引継ぎ_整理済/04_算定・見込量/小野町_第10期_見込量算定の方針と不足資料_20260914.docx
@@ -1728,7 +1728,7 @@
               <w:rPr>
                 <w:sz w:val="18"/>
               </w:rPr>
-              <w:t>**件数（＝延べ利用者数）。回数・日数は年報にない**</w:t>
+              <w:t>**件数（＝延べ利用者数）。回数・日数は国保連月報から補う**</w:t>
             </w:r>
           </w:p>
         </w:tc>
@@ -1849,7 +1849,7 @@
     </w:p>
     <w:p>
       <w:r>
-        <w:t>**回数・日数ベースの見込量については、令和8年9月14日に解消した。**国保連月報のExcel版を受領し、サービス種類別給付状況その2（THRK0201）にサービス種類別×要介護度別の日数・回数が月次28か月分あることが分かった。既に受領していたCSV版は見出しを持たず行番号で読む必要があったため、この帳票を使えていなかった。経路Aでも回数・日数で組める。</w:t>
+        <w:t>**回数・日数ベースの見込量については、令和8年9月14日に解消した。**国保連月報のExcel版を受領し、サービス種類別給付状況その2（THRK0201）にサービス種類別×要介護度別の日数・回数が月次28か月分あることが分かった。既に受領していたCSV版は見出しを持たず行番号で読む必要があったため、この帳票を使えていなかった。**令和6・7年度の24か月分を集計して1件当たり日数を求め、見込件数に乗じる形で回数・日数ベースの見込量を組んだ（回数日数ベース見込量・7シート）。計画書の見込量表に載せる形まで作成済みである。**</w:t>
       </w:r>
     </w:p>
     <w:p>

--- a/小野町_引継ぎ_整理済/04_算定・見込量/小野町_第10期_見込量算定の方針と不足資料_20260914.docx
+++ b/小野町_引継ぎ_整理済/04_算定・見込量/小野町_第10期_見込量算定の方針と不足資料_20260914.docx
@@ -510,7 +510,7 @@
     </w:p>
     <w:p>
       <w:r>
-        <w:t>14手順のうち**対応7件・一部対応6件・未対応1件**である。未対応と一部対応の多くは、見える化システムの総括表がないことに起因する。</w:t>
+        <w:t>14手順のうち**対応8件・一部対応5件・未対応1件**である。未対応と一部対応の多くは、見える化システムの総括表がないことに起因する。</w:t>
       </w:r>
     </w:p>
     <w:tbl>
@@ -1094,7 +1094,7 @@
               <w:rPr>
                 <w:sz w:val="18"/>
               </w:rPr>
-              <w:t>一部対応</w:t>
+              <w:t>対応</w:t>
             </w:r>
           </w:p>
         </w:tc>
@@ -1108,7 +1108,7 @@
               <w:rPr>
                 <w:sz w:val="18"/>
               </w:rPr>
-              <w:t>見える化のＤ25〜Ｄ29（定員）は取得済み。**事業所別の定員・稼働率・待機者数（依頼票H15）が未受領のため、見込量と定員の突合ができていない。**5年間を通じて実績0のサービスが6区分あり、区域内に事業所がないのか需要がないのかを分けられていない</w:t>
+              <w:t>**見える化のＤ25〜Ｄ27（定員・令和7年度）と令和11年度の見込量を突き合わせた（回数日数ベース見込量 06_定員との突合）。**介護老人福祉施設は定員54人に対し67.6人/月で125.1％となり、13.6人が町外の施設の利用にあたる。介護老人保健施設・介護医療院・特定施設入居者生活介護・通所リハビリテーションは町内に事業所がなく、実績はすべて町外の利用である。**小規模多機能型居宅介護は見込み31.3人/月で、登録定員の上限29人を超える可能性がある。**事業所別の稼働率・待機者数（依頼票H15）は引き続き未受領</w:t>
             </w:r>
           </w:p>
         </w:tc>

--- a/小野町_引継ぎ_整理済/04_算定・見込量/小野町_第10期_見込量算定の方針と不足資料_20260914.docx
+++ b/小野町_引継ぎ_整理済/04_算定・見込量/小野町_第10期_見込量算定の方針と不足資料_20260914.docx
@@ -440,7 +440,7 @@
               <w:rPr>
                 <w:sz w:val="18"/>
               </w:rPr>
-              <w:t>小野町でも23％で置いている。**1ptで月額303円。**第1期17％から3年ごとに1ptずつ上がってきており、24％となる可能性がある</w:t>
+              <w:t>小野町でも23％で置いている。**1ptで月額297円。**第1期17％から3年ごとに1ptずつ上がってきており、24％となる可能性がある</w:t>
             </w:r>
           </w:p>
         </w:tc>
@@ -2165,7 +2165,7 @@
               <w:rPr>
                 <w:sz w:val="18"/>
               </w:rPr>
-              <w:t>**6,682円**</w:t>
+              <w:t>**6,558円**</w:t>
             </w:r>
           </w:p>
         </w:tc>
@@ -2179,7 +2179,7 @@
               <w:rPr>
                 <w:sz w:val="18"/>
               </w:rPr>
-              <w:t>差▲256円</w:t>
+              <w:t>差▲380円</w:t>
             </w:r>
           </w:p>
         </w:tc>
@@ -2715,7 +2715,7 @@
               <w:rPr>
                 <w:sz w:val="18"/>
               </w:rPr>
-              <w:t>**6,682円**</w:t>
+              <w:t>**6,558円**</w:t>
             </w:r>
           </w:p>
         </w:tc>
@@ -2729,7 +2729,7 @@
               <w:rPr>
                 <w:sz w:val="18"/>
               </w:rPr>
-              <w:t>+82円</w:t>
+              <w:t>-42円</w:t>
             </w:r>
           </w:p>
         </w:tc>
@@ -2759,7 +2759,7 @@
               <w:rPr>
                 <w:sz w:val="18"/>
               </w:rPr>
-              <w:t>6,580円</w:t>
+              <w:t>6,456円</w:t>
             </w:r>
           </w:p>
         </w:tc>
@@ -2773,7 +2773,7 @@
               <w:rPr>
                 <w:sz w:val="18"/>
               </w:rPr>
-              <w:t>-20円</w:t>
+              <w:t>-144円</w:t>
             </w:r>
           </w:p>
         </w:tc>
@@ -2803,7 +2803,7 @@
               <w:rPr>
                 <w:sz w:val="18"/>
               </w:rPr>
-              <w:t>6,383円</w:t>
+              <w:t>6,259円</w:t>
             </w:r>
           </w:p>
         </w:tc>
@@ -2817,7 +2817,7 @@
               <w:rPr>
                 <w:sz w:val="18"/>
               </w:rPr>
-              <w:t>-217円</w:t>
+              <w:t>-341円</w:t>
             </w:r>
           </w:p>
         </w:tc>
@@ -2847,7 +2847,7 @@
               <w:rPr>
                 <w:sz w:val="18"/>
               </w:rPr>
-              <w:t>6,966円</w:t>
+              <w:t>6,837円</w:t>
             </w:r>
           </w:p>
         </w:tc>
@@ -2861,7 +2861,7 @@
               <w:rPr>
                 <w:sz w:val="18"/>
               </w:rPr>
-              <w:t>+366円</w:t>
+              <w:t>+237円</w:t>
             </w:r>
           </w:p>
         </w:tc>
@@ -2891,7 +2891,7 @@
               <w:rPr>
                 <w:sz w:val="18"/>
               </w:rPr>
-              <w:t>6,377円</w:t>
+              <w:t>6,258円</w:t>
             </w:r>
           </w:p>
         </w:tc>
@@ -2905,7 +2905,7 @@
               <w:rPr>
                 <w:sz w:val="18"/>
               </w:rPr>
-              <w:t>-223円</w:t>
+              <w:t>-342円</w:t>
             </w:r>
           </w:p>
         </w:tc>
@@ -2935,7 +2935,7 @@
               <w:rPr>
                 <w:sz w:val="18"/>
               </w:rPr>
-              <w:t>6,985円</w:t>
+              <w:t>6,856円</w:t>
             </w:r>
           </w:p>
         </w:tc>
@@ -2949,7 +2949,7 @@
               <w:rPr>
                 <w:sz w:val="18"/>
               </w:rPr>
-              <w:t>+385円</w:t>
+              <w:t>+256円</w:t>
             </w:r>
           </w:p>
         </w:tc>
@@ -2961,7 +2961,7 @@
           <w:i/>
           <w:sz w:val="18"/>
         </w:rPr>
-        <w:t>※ 標準給付費（3年計）3,330,495千円、地域支援事業費207,260千円（第9期見込を仮置き。実績未受領）、補正後被保険者数9,798人、予定収納率99.35％による。**準備基金の保有額は令和5・6年度末とも12,000千円であり、35,000千円の取崩はこの残高では実行できない。**</w:t>
+        <w:t>※ 標準給付費（3年計）3,280,604千円、地域支援事業費191,749千円（年報 様式4 の令和6年度決算を3年度とも据え置いた）、補正後被保険者数9,798人、予定収納率99.35％による。**準備基金の保有額は令和5・6年度末とも12,000千円であり、35,000千円の取崩はこの残高では実行できない。**</w:t>
       </w:r>
     </w:p>
     <w:p>
@@ -2974,7 +2974,7 @@
     </w:p>
     <w:p>
       <w:r>
-        <w:t>手引き第4章2が求めるとおり、給付費の1％が月額に何円効くかを先に求めた。**小野町は給付費1％＝月額62.8円**（限界率22.04％＝負担割合23％＋調整交付金相当5％－見込交付割合5.963％）である。この基準により、意思決定に効く論点と誤差の範囲の論点を分けられる。</w:t>
+        <w:t>手引き第4章2が求めるとおり、給付費の1％が月額に何円効くかを先に求めた。**小野町は給付費1％＝月額61.9円**（限界率22.04％＝負担割合23％＋調整交付金相当5％－見込交付割合5.963％）である。この基準により、意思決定に効く論点と誤差の範囲の論点を分けられる。</w:t>
       </w:r>
     </w:p>
     <w:tbl>
@@ -3094,7 +3094,7 @@
               <w:rPr>
                 <w:sz w:val="18"/>
               </w:rPr>
-              <w:t>**+303円**</w:t>
+              <w:t>**+297円**</w:t>
             </w:r>
           </w:p>
         </w:tc>
@@ -3152,7 +3152,7 @@
               <w:rPr>
                 <w:sz w:val="18"/>
               </w:rPr>
-              <w:t>**▲295円**</w:t>
+              <w:t>**▲290円**</w:t>
             </w:r>
           </w:p>
         </w:tc>
@@ -3268,7 +3268,7 @@
               <w:rPr>
                 <w:sz w:val="18"/>
               </w:rPr>
-              <w:t>62.8円</w:t>
+              <w:t>61.9円</w:t>
             </w:r>
           </w:p>
         </w:tc>
@@ -3326,7 +3326,7 @@
               <w:rPr>
                 <w:sz w:val="18"/>
               </w:rPr>
-              <w:t>4.0円</w:t>
+              <w:t>3.7円</w:t>
             </w:r>
           </w:p>
         </w:tc>
@@ -3384,7 +3384,7 @@
               <w:rPr>
                 <w:sz w:val="18"/>
               </w:rPr>
-              <w:t>62.8円</w:t>
+              <w:t>61.9円</w:t>
             </w:r>
           </w:p>
         </w:tc>
@@ -3407,7 +3407,7 @@
     <w:p/>
     <w:p>
       <w:r>
-        <w:t>**保険料の水準を左右するのは、給付費の精度ではなく制度側の3つである。**第1号負担割合が1pt上がれば303円、調整交付金の見込交付割合が1pt下がれば295円動く。いずれも給付費5％分に相当する。見込量の精度を上げる労力より、この3つを確定させる方が効く。</w:t>
+        <w:t>**保険料の水準を左右するのは、給付費の精度ではなく制度側の3つである。**第1号負担割合が1pt上がれば297円、調整交付金の見込交付割合が1pt下がれば290円動く。いずれも給付費5％分に相当する。見込量の精度を上げる労力より、この3つを確定させる方が効く。</w:t>
       </w:r>
     </w:p>
     <w:p>
@@ -3751,7 +3751,7 @@
               <w:rPr>
                 <w:sz w:val="18"/>
               </w:rPr>
-              <w:t>**1ptで月額295円規模**</w:t>
+              <w:t>**1ptで月額290円規模**</w:t>
             </w:r>
           </w:p>
         </w:tc>
@@ -4105,7 +4105,7 @@
               <w:rPr>
                 <w:sz w:val="18"/>
               </w:rPr>
-              <w:t>地域支援事業費の実績と事業別内訳（**依頼票S6**）。年報 様式4の令和6・7年度が未入力</w:t>
+              <w:t>地域支援事業費の**事業別内訳**（**依頼票S6**）。総額は年報 様式4 で令和3〜6年度が取れたが、様式4は3科目の合計しか持たない。年報 様式4の令和6・7年度が未入力</w:t>
             </w:r>
           </w:p>
         </w:tc>
@@ -4133,7 +4133,7 @@
               <w:rPr>
                 <w:sz w:val="18"/>
               </w:rPr>
-              <w:t>1％で月額4.0円。3年計で約207,000千円の規模</w:t>
+              <w:t>1％で月額3.7円。3年計で約207,000千円の規模</w:t>
             </w:r>
           </w:p>
         </w:tc>
@@ -4515,7 +4515,7 @@
               <w:rPr>
                 <w:sz w:val="18"/>
               </w:rPr>
-              <w:t>**1ptで月額303円**</w:t>
+              <w:t>**1ptで月額297円**</w:t>
             </w:r>
           </w:p>
         </w:tc>
@@ -4573,7 +4573,7 @@
               <w:rPr>
                 <w:sz w:val="18"/>
               </w:rPr>
-              <w:t>1％で月額63円。±1.5％を感度分析に併記済み</w:t>
+              <w:t>1％で月額62円。±1.5％を感度分析に併記済み</w:t>
             </w:r>
           </w:p>
         </w:tc>
@@ -5287,7 +5287,7 @@
           <w:i/>
           <w:sz w:val="18"/>
         </w:rPr>
-        <w:t>※ 本書は令和8年9月14日時点の受領データによる。地域支援事業費は第9期計画の見込額を仮置きしている。保険料基準額は、地域支援事業費・調整交付金・準備基金・第1号負担割合のいずれもが未確定であるため、確定値ではない。</w:t>
+        <w:t>※ 本書は令和8年9月14日時点の受領データによる。地域支援事業費は年報 様式4 の令和6年度決算を据え置いている。保険料基準額は、第10期の地域支援事業費・調整交付金・準備基金・第1号負担割合のいずれもが未確定であるため、確定値ではない。</w:t>
       </w:r>
     </w:p>
     <w:sectPr>
